--- a/latex工作区/引言与综述.docx
+++ b/latex工作区/引言与综述.docx
@@ -401,21 +401,7 @@
         <w:rPr>
           <w:lang w:eastAsia="zh-CN"/>
         </w:rPr>
-        <w:t>全链条完善政策环境，强化企业创新主体地位，引导创业投资更好发挥投早、投小、投长期、</w:t>
-      </w:r>
-      <w:proofErr w:type="gramStart"/>
-      <w:r>
-        <w:rPr>
-          <w:lang w:eastAsia="zh-CN"/>
-        </w:rPr>
-        <w:t>投硬科技</w:t>
-      </w:r>
-      <w:proofErr w:type="gramEnd"/>
-      <w:r>
-        <w:rPr>
-          <w:lang w:eastAsia="zh-CN"/>
-        </w:rPr>
-        <w:t>的作用。随后，《国务院办公厅关于促进政府投资基金高质量发展的指导意见》进一步明确，政府投资基金要突出政府引导和政策性定位，按照市场化、法治化、专业化原则规范运作，发展耐心资本，更好服务现代化产业体系建设，同时还强调要合理统筹基金布局，防止同质化竞争和对社会资本产生挤出效应。在这样的政策背景下，政府产业引导基金已经不只是一般意义上的财政工具，而是被赋予了支持科技创新、撬动社会资本和优化产业结构的重要功能。</w:t>
+        <w:t>全链条完善政策环境，强化企业创新主体地位，引导创业投资更好发挥投早、投小、投长期、投硬科技的作用。随后，《国务院办公厅关于促进政府投资基金高质量发展的指导意见》进一步明确，政府投资基金要突出政府引导和政策性定位，按照市场化、法治化、专业化原则规范运作，发展耐心资本，更好服务现代化产业体系建设，同时还强调要合理统筹基金布局，防止同质化竞争和对社会资本产生挤出效应。在这样的政策背景下，政府产业引导基金已经不只是一般意义上的财政工具，而是被赋予了支持科技创新、撬动社会资本和优化产业结构的重要功能。</w:t>
       </w:r>
     </w:p>
     <w:p>
@@ -461,7 +447,46 @@
         <w:rPr>
           <w:lang w:eastAsia="zh-CN"/>
         </w:rPr>
-        <w:t>）。不过，政府产业引导基金的政策目标能否稳定实现，并不是一个没有条件的问题。与政策文本中对</w:t>
+        <w:t>）。不过，政府产业引导基金的政策目标</w:t>
+      </w:r>
+      <w:r>
+        <w:rPr>
+          <w:rFonts w:ascii="宋体" w:eastAsia="宋体" w:hAnsi="宋体" w:cs="宋体" w:hint="eastAsia"/>
+          <w:lang w:eastAsia="zh-CN"/>
+        </w:rPr>
+        <w:t>的</w:t>
+      </w:r>
+      <w:r>
+        <w:rPr>
+          <w:lang w:eastAsia="zh-CN"/>
+        </w:rPr>
+        <w:t>稳定实现并不是没有条件。</w:t>
+      </w:r>
+      <w:r>
+        <w:rPr>
+          <w:rFonts w:ascii="宋体" w:eastAsia="宋体" w:hAnsi="宋体" w:cs="宋体" w:hint="eastAsia"/>
+          <w:lang w:eastAsia="zh-CN"/>
+        </w:rPr>
+        <w:t>在</w:t>
+      </w:r>
+      <w:r>
+        <w:rPr>
+          <w:lang w:eastAsia="zh-CN"/>
+        </w:rPr>
+        <w:t>政策</w:t>
+      </w:r>
+      <w:r>
+        <w:rPr>
+          <w:rFonts w:ascii="宋体" w:eastAsia="宋体" w:hAnsi="宋体" w:cs="宋体" w:hint="eastAsia"/>
+          <w:lang w:eastAsia="zh-CN"/>
+        </w:rPr>
+        <w:t>文件</w:t>
+      </w:r>
+      <w:r>
+        <w:rPr>
+          <w:lang w:eastAsia="zh-CN"/>
+        </w:rPr>
+        <w:t>中对</w:t>
       </w:r>
       <w:r>
         <w:rPr>
@@ -519,9 +544,29 @@
       </w:r>
       <w:r>
         <w:rPr>
-          <w:lang w:eastAsia="zh-CN"/>
-        </w:rPr>
-        <w:t>的强调相比，地方政府在现实中还面临着财政收支矛盾加大、债务风险防控趋严和预算约束增强等压力。特别是《国务院办公厅关于促进政府投资基金高质量发展的指导意见》已经明确提出，政府投资基金布局和运行要统筹考虑财力基础、产业基础以及债务风险，这说明地方债务约束并不是外在背景，而是已经进入政府投资基金高质量发展的政策框架之中。</w:t>
+          <w:rFonts w:ascii="宋体" w:eastAsia="宋体" w:hAnsi="宋体" w:cs="宋体" w:hint="eastAsia"/>
+          <w:lang w:eastAsia="zh-CN"/>
+        </w:rPr>
+        <w:t>目标</w:t>
+      </w:r>
+      <w:r>
+        <w:rPr>
+          <w:lang w:eastAsia="zh-CN"/>
+        </w:rPr>
+        <w:t>的强调</w:t>
+      </w:r>
+      <w:r>
+        <w:rPr>
+          <w:rFonts w:ascii="宋体" w:eastAsia="宋体" w:hAnsi="宋体" w:cs="宋体" w:hint="eastAsia"/>
+          <w:lang w:eastAsia="zh-CN"/>
+        </w:rPr>
+        <w:t>之外</w:t>
+      </w:r>
+      <w:r>
+        <w:rPr>
+          <w:lang w:eastAsia="zh-CN"/>
+        </w:rPr>
+        <w:t>，地方政府现实中还面临着财政收支矛盾加大、债务风险防控趋严和预算约束增强等压力。特别是《国务院办公厅关于促进政府投资基金高质量发展的指导意见》已经明确提出，政府投资基金布局和运行要统筹考虑财力基础、产业基础以及债务风险，这说明地方债务约束并不是外在背景，而是已经进入政府投资基金高质量发展的政策框架之中。</w:t>
       </w:r>
     </w:p>
     <w:p>
@@ -543,35 +588,33 @@
         <w:rPr>
           <w:lang w:eastAsia="zh-CN"/>
         </w:rPr>
-        <w:t>也正因为如此，一个值得进一步讨论的问题就变得比较清楚了：当地方政府同时承担稳增长、</w:t>
-      </w:r>
-      <w:proofErr w:type="gramStart"/>
-      <w:r>
-        <w:rPr>
-          <w:lang w:eastAsia="zh-CN"/>
-        </w:rPr>
-        <w:t>促创新</w:t>
-      </w:r>
-      <w:proofErr w:type="gramEnd"/>
-      <w:r>
-        <w:rPr>
-          <w:lang w:eastAsia="zh-CN"/>
-        </w:rPr>
-        <w:t>和防风险等多重任务时，债务压力会不会改变政府产业引导基金的运作逻辑，进而影响其对创新的促进作用。按政策设计看，政府产业引导基金应当通过股权投资方式支持高风险、长周期的创新活动，并通过让利和增</w:t>
-      </w:r>
-      <w:proofErr w:type="gramStart"/>
-      <w:r>
-        <w:rPr>
-          <w:lang w:eastAsia="zh-CN"/>
-        </w:rPr>
-        <w:t>信机制</w:t>
-      </w:r>
-      <w:proofErr w:type="gramEnd"/>
-      <w:r>
-        <w:rPr>
-          <w:lang w:eastAsia="zh-CN"/>
-        </w:rPr>
-        <w:t>撬动更多社会资本进入科技创新领域；但在债务压力较大的情形下，地方政府可能更重视基金安全性、回收速度和短期绩效，这样一来，基金原本应有的耐心资本属性、社会资本撬动功能以及融资约束缓解作用，就有可能被削弱。换句话说，政府产业引导基金是否促进创新，不能只从基金本身来判断，还需要把它放到地方财政债务约束不断增强的现实情境中来考察。</w:t>
+        <w:t>也正因为如此，一个值得进一步讨论的问题就变得比较清楚：当地方政府同时承担稳增长、促创新和防风险等多重任务时，债务压力会不会改变政府产业引导基金的运作逻辑，进而影响其对创新的促进作用</w:t>
+      </w:r>
+      <w:r>
+        <w:rPr>
+          <w:rFonts w:ascii="宋体" w:eastAsia="宋体" w:hAnsi="宋体" w:cs="宋体" w:hint="eastAsia"/>
+          <w:lang w:eastAsia="zh-CN"/>
+        </w:rPr>
+        <w:t>？</w:t>
+      </w:r>
+      <w:r>
+        <w:rPr>
+          <w:lang w:eastAsia="zh-CN"/>
+        </w:rPr>
+        <w:t>按政策设计看，政府产业引导基金应当通过股权投资方式支持高风险、长周期的创新活动，并通过让利和增信机制撬动更多社会资本进入科技创新领域；但在债务压力较大的情形下，地方政府可能更重视基金安全性、回收速度和短期绩效，这样一来，基金</w:t>
+      </w:r>
+      <w:r>
+        <w:rPr>
+          <w:rFonts w:ascii="宋体" w:eastAsia="宋体" w:hAnsi="宋体" w:cs="宋体" w:hint="eastAsia"/>
+          <w:lang w:eastAsia="zh-CN"/>
+        </w:rPr>
+        <w:t>原有</w:t>
+      </w:r>
+      <w:r>
+        <w:rPr>
+          <w:lang w:eastAsia="zh-CN"/>
+        </w:rPr>
+        <w:t>的耐心资本属性、社会资本撬动功能以及融资约束缓解作用就有可能被削弱。换句话说，政府产业引导基金是否促进创新，不能只从基金本身来判断，还需要把它放到地方财政债务约束不断增强的现实情境中来考察。</w:t>
       </w:r>
     </w:p>
     <w:p>
@@ -664,21 +707,20 @@
         <w:rPr>
           <w:lang w:eastAsia="zh-CN"/>
         </w:rPr>
-        <w:t>基于此，本文将地方债务压力、政府产业引导基金与创新绩效纳入统一分析框架，重点讨论两个层面的问题：第一，政府产业引导基金总体上能否促进创新；第二，在地方债务压力上升的背景下，这种促进作用是否会被削弱，以及这种削弱主要通过哪些机制实现。围绕上述问题，本文进一步从耐心资本属性、社会资本撬动效率和融资约束缓解效应三个方面展开分析，</w:t>
-      </w:r>
-      <w:proofErr w:type="gramStart"/>
-      <w:r>
-        <w:rPr>
-          <w:lang w:eastAsia="zh-CN"/>
-        </w:rPr>
-        <w:t>力图更</w:t>
-      </w:r>
-      <w:proofErr w:type="gramEnd"/>
-      <w:r>
-        <w:rPr>
-          <w:lang w:eastAsia="zh-CN"/>
-        </w:rPr>
-        <w:t>完整地说明政府产业引导基金为什么在某些地区和条件下能够较好促进创新，而在另一些地区和条件下其效果又会明显减弱。</w:t>
+        <w:t>基于此，本文将地方债务压力、政府产业引导基金与创新绩效纳入统一分析框架，重点讨论两个层面的问题：第一，政府产业引导基金总体上能否促进创新；第二，在地方债务压力上升的背景下，这种促进作用是否会被削弱，以及这种削弱主要通过哪些机制实现。围绕上述问题，本文进一步从耐心资本属性、社会资本撬动效率和融资约束缓解效应三个方面展开分析，力图更完整地说明</w:t>
+      </w:r>
+      <w:r>
+        <w:rPr>
+          <w:rFonts w:ascii="宋体" w:eastAsia="宋体" w:hAnsi="宋体" w:cs="宋体" w:hint="eastAsia"/>
+          <w:lang w:eastAsia="zh-CN"/>
+        </w:rPr>
+        <w:t>债务影响引导基金运作的具体机制</w:t>
+      </w:r>
+      <w:r>
+        <w:rPr>
+          <w:lang w:eastAsia="zh-CN"/>
+        </w:rPr>
+        <w:t>。</w:t>
       </w:r>
     </w:p>
     <w:p>
@@ -700,21 +742,20 @@
         <w:rPr>
           <w:lang w:eastAsia="zh-CN"/>
         </w:rPr>
-        <w:t>本文的研究可能有以下几方面意义。第一，现有研究多把政府产业引导基金视为独立的创新政策工具，本文则进一步把地方债务压力纳入分析，有助于从财政约束角度理解基金创新效应的差异来源。第二，已有研究虽然讨论了财政压力抑制创新的问题，但对政府产业引导基金这一中</w:t>
-      </w:r>
-      <w:proofErr w:type="gramStart"/>
-      <w:r>
-        <w:rPr>
-          <w:lang w:eastAsia="zh-CN"/>
-        </w:rPr>
-        <w:t>观政策</w:t>
-      </w:r>
-      <w:proofErr w:type="gramEnd"/>
-      <w:r>
-        <w:rPr>
-          <w:lang w:eastAsia="zh-CN"/>
-        </w:rPr>
-        <w:t>工具的传导作用关注不多，本文有助于拓展地方债务压力影响创新的机制链条。第三，从现实政策角度看，两份国务院文件一方面强调发展耐心资本、支持科技创新，另一方面也强调统筹债务风险、防止同质化竞争和挤出效应，本文的讨论能够在一定程度上回应这种政策上的内在张力，并为理解政府产业引导基金何以</w:t>
+        <w:t>本文的研究可能有以下几方面意义。第一，现有研究多把政府产业引导基金视为独立的创新政策工具，本文则进一步把地方债务压力纳入分析，有助于从财政约束角度理解基金创新效应的差异来源。第二，已有研究虽然讨论了财政压力抑制创新的问题，但对政府产业引导基金这一中观政策工具的传导作用关注不多，本文有助于拓展地方债务压力影响创新的机制链条。第三，从现实政策角度看，两份国务院文件一方面强调发展耐心资本、支持科技创新，另一方面也强调统筹债务风险、防止同质化竞争和挤出效应，本文的讨论能够在一定程度上回应</w:t>
+      </w:r>
+      <w:r>
+        <w:rPr>
+          <w:rFonts w:ascii="宋体" w:eastAsia="宋体" w:hAnsi="宋体" w:cs="宋体" w:hint="eastAsia"/>
+          <w:lang w:eastAsia="zh-CN"/>
+        </w:rPr>
+        <w:t>中央的政策精神</w:t>
+      </w:r>
+      <w:r>
+        <w:rPr>
+          <w:lang w:eastAsia="zh-CN"/>
+        </w:rPr>
+        <w:t>，并为理解政府产业引导基金何以</w:t>
       </w:r>
       <w:r>
         <w:rPr>
@@ -768,12 +809,87 @@
     <w:p>
       <w:pPr>
         <w:rPr>
+          <w:rFonts w:eastAsia="宋体" w:hint="eastAsia"/>
           <w:lang w:eastAsia="zh-CN"/>
         </w:rPr>
       </w:pPr>
     </w:p>
     <w:p>
       <w:pPr>
+        <w:spacing w:before="200" w:after="120"/>
+        <w:jc w:val="center"/>
+        <w:rPr>
+          <w:lang w:eastAsia="zh-CN"/>
+        </w:rPr>
+      </w:pPr>
+      <w:r>
+        <w:rPr>
+          <w:sz w:val="24"/>
+          <w:lang w:eastAsia="zh-CN"/>
+        </w:rPr>
+        <w:t>二、文献综述与理论假说</w:t>
+      </w:r>
+    </w:p>
+    <w:p>
+      <w:pPr>
+        <w:rPr>
+          <w:lang w:eastAsia="zh-CN"/>
+        </w:rPr>
+      </w:pPr>
+    </w:p>
+    <w:p>
+      <w:pPr>
+        <w:spacing w:before="120" w:after="60"/>
+        <w:ind w:left="420"/>
+        <w:rPr>
+          <w:lang w:eastAsia="zh-CN"/>
+        </w:rPr>
+      </w:pPr>
+      <w:r>
+        <w:rPr>
+          <w:lang w:eastAsia="zh-CN"/>
+        </w:rPr>
+        <w:t>（一）文献综述</w:t>
+      </w:r>
+    </w:p>
+    <w:p>
+      <w:pPr>
+        <w:rPr>
+          <w:lang w:eastAsia="zh-CN"/>
+        </w:rPr>
+      </w:pPr>
+    </w:p>
+    <w:p>
+      <w:pPr>
+        <w:spacing w:before="80" w:after="40"/>
+        <w:ind w:left="420"/>
+        <w:rPr>
+          <w:lang w:eastAsia="zh-CN"/>
+        </w:rPr>
+      </w:pPr>
+      <w:r>
+        <w:rPr>
+          <w:lang w:eastAsia="zh-CN"/>
+        </w:rPr>
+        <w:t xml:space="preserve">1. </w:t>
+      </w:r>
+      <w:r>
+        <w:rPr>
+          <w:lang w:eastAsia="zh-CN"/>
+        </w:rPr>
+        <w:t>基金促进创新的效应与机制的已有研究</w:t>
+      </w:r>
+    </w:p>
+    <w:p>
+      <w:pPr>
+        <w:rPr>
+          <w:rFonts w:eastAsia="宋体" w:hint="eastAsia"/>
+          <w:lang w:eastAsia="zh-CN"/>
+        </w:rPr>
+      </w:pPr>
+    </w:p>
+    <w:p>
+      <w:pPr>
         <w:spacing w:after="0" w:line="348" w:lineRule="auto"/>
         <w:ind w:firstLine="420"/>
         <w:rPr>
@@ -784,18 +900,790 @@
         <w:rPr>
           <w:lang w:eastAsia="zh-CN"/>
         </w:rPr>
-        <w:t>下文其余部分安排如下：第二部分为文献综述与理论假说，第三部分为研究设计，第四部分为实证结果分析，第五部分为结论及进一步讨论。</w:t>
+        <w:t>围绕政府产业引导基金能否促进创新，现有研究大体形成了</w:t>
+      </w:r>
+      <w:r>
+        <w:rPr>
+          <w:lang w:eastAsia="zh-CN"/>
+        </w:rPr>
+        <w:t>“</w:t>
+      </w:r>
+      <w:r>
+        <w:rPr>
+          <w:lang w:eastAsia="zh-CN"/>
+        </w:rPr>
+        <w:t>促进论</w:t>
+      </w:r>
+      <w:r>
+        <w:rPr>
+          <w:lang w:eastAsia="zh-CN"/>
+        </w:rPr>
+        <w:t>”</w:t>
+      </w:r>
+      <w:r>
+        <w:rPr>
+          <w:lang w:eastAsia="zh-CN"/>
+        </w:rPr>
+        <w:t>与</w:t>
+      </w:r>
+      <w:r>
+        <w:rPr>
+          <w:lang w:eastAsia="zh-CN"/>
+        </w:rPr>
+        <w:t>“</w:t>
+      </w:r>
+      <w:r>
+        <w:rPr>
+          <w:lang w:eastAsia="zh-CN"/>
+        </w:rPr>
+        <w:t>约束论</w:t>
+      </w:r>
+      <w:r>
+        <w:rPr>
+          <w:lang w:eastAsia="zh-CN"/>
+        </w:rPr>
+        <w:t>”</w:t>
+      </w:r>
+      <w:r>
+        <w:rPr>
+          <w:lang w:eastAsia="zh-CN"/>
+        </w:rPr>
+        <w:t>两类观点。较多研究认为，引导基金本质上是财政资金</w:t>
+      </w:r>
+      <w:r>
+        <w:rPr>
+          <w:lang w:eastAsia="zh-CN"/>
+        </w:rPr>
+        <w:t>“</w:t>
+      </w:r>
+      <w:r>
+        <w:rPr>
+          <w:lang w:eastAsia="zh-CN"/>
+        </w:rPr>
+        <w:t>基金化</w:t>
+      </w:r>
+      <w:r>
+        <w:rPr>
+          <w:lang w:eastAsia="zh-CN"/>
+        </w:rPr>
+        <w:t>”</w:t>
+      </w:r>
+      <w:r>
+        <w:rPr>
+          <w:lang w:eastAsia="zh-CN"/>
+        </w:rPr>
+        <w:t>和产业政策</w:t>
+      </w:r>
+      <w:r>
+        <w:rPr>
+          <w:lang w:eastAsia="zh-CN"/>
+        </w:rPr>
+        <w:t>“</w:t>
+      </w:r>
+      <w:r>
+        <w:rPr>
+          <w:lang w:eastAsia="zh-CN"/>
+        </w:rPr>
+        <w:t>金融化</w:t>
+      </w:r>
+      <w:r>
+        <w:rPr>
+          <w:lang w:eastAsia="zh-CN"/>
+        </w:rPr>
+        <w:t>”</w:t>
+      </w:r>
+      <w:r>
+        <w:rPr>
+          <w:lang w:eastAsia="zh-CN"/>
+        </w:rPr>
+        <w:t>的重要载体，其通过股权投</w:t>
+      </w:r>
+      <w:r>
+        <w:rPr>
+          <w:lang w:eastAsia="zh-CN"/>
+        </w:rPr>
+        <w:lastRenderedPageBreak/>
+        <w:t>资而非传统补贴方式介入企业创新活动，有助于克服科技创新中的融资约束、信息不对称和风险外部性，从而提升企业创新投入与创新产出。吴超鹏和严泽浩（</w:t>
+      </w:r>
+      <w:r>
+        <w:rPr>
+          <w:lang w:eastAsia="zh-CN"/>
+        </w:rPr>
+        <w:t>2023</w:t>
+      </w:r>
+      <w:r>
+        <w:rPr>
+          <w:lang w:eastAsia="zh-CN"/>
+        </w:rPr>
+        <w:t>）发现，政府基金引导能够显著促进企业在关键核心技术领域的创新，其重要原因在于政府资本提高了对创新失败的容忍度，并缓解了企业外部融资约束。刘玉斌等（</w:t>
+      </w:r>
+      <w:r>
+        <w:rPr>
+          <w:lang w:eastAsia="zh-CN"/>
+        </w:rPr>
+        <w:t>2023</w:t>
+      </w:r>
+      <w:r>
+        <w:rPr>
+          <w:lang w:eastAsia="zh-CN"/>
+        </w:rPr>
+        <w:t>）基于战略性新兴产业创业投资引导基金的研究也表明，政府引导基金对企业创新具有显著促进作用，其机制主要体现为融资约束缓解、认证效应与信号传递。蔡庆丰等（</w:t>
+      </w:r>
+      <w:r>
+        <w:rPr>
+          <w:lang w:eastAsia="zh-CN"/>
+        </w:rPr>
+        <w:t>2024</w:t>
+      </w:r>
+      <w:r>
+        <w:rPr>
+          <w:lang w:eastAsia="zh-CN"/>
+        </w:rPr>
+        <w:t>）则进一步从区域层面指出，产业引导基金不仅能够直接促进域内企业创新投入，而且能够通过资本集聚形成融资效应、信息效应和竞争效应，放大财政资金</w:t>
+      </w:r>
+      <w:r>
+        <w:rPr>
+          <w:lang w:eastAsia="zh-CN"/>
+        </w:rPr>
+        <w:t>“</w:t>
+      </w:r>
+      <w:r>
+        <w:rPr>
+          <w:lang w:eastAsia="zh-CN"/>
+        </w:rPr>
+        <w:t>拨改投</w:t>
+      </w:r>
+      <w:r>
+        <w:rPr>
+          <w:lang w:eastAsia="zh-CN"/>
+        </w:rPr>
+        <w:t>”</w:t>
+      </w:r>
+      <w:r>
+        <w:rPr>
+          <w:lang w:eastAsia="zh-CN"/>
+        </w:rPr>
+        <w:t>的微观创新激励。</w:t>
       </w:r>
     </w:p>
     <w:p>
       <w:pPr>
         <w:rPr>
+          <w:rFonts w:eastAsia="宋体" w:hint="eastAsia"/>
           <w:lang w:eastAsia="zh-CN"/>
         </w:rPr>
       </w:pPr>
     </w:p>
     <w:p>
       <w:pPr>
+        <w:spacing w:after="0" w:line="348" w:lineRule="auto"/>
+        <w:ind w:firstLine="420"/>
+        <w:rPr>
+          <w:lang w:eastAsia="zh-CN"/>
+        </w:rPr>
+      </w:pPr>
+      <w:r>
+        <w:rPr>
+          <w:lang w:eastAsia="zh-CN"/>
+        </w:rPr>
+        <w:t>不过，另一部分研究对引导基金的创新绩效持更为审慎的判断。这类研究强调，政府资本虽然具有政策目标，但也可能因为多重委托代理、风险规避、考核约束和寻租行为而偏离</w:t>
+      </w:r>
+      <w:r>
+        <w:rPr>
+          <w:lang w:eastAsia="zh-CN"/>
+        </w:rPr>
+        <w:t>“</w:t>
+      </w:r>
+      <w:r>
+        <w:rPr>
+          <w:lang w:eastAsia="zh-CN"/>
+        </w:rPr>
+        <w:t>投早、投小、投科技</w:t>
+      </w:r>
+      <w:r>
+        <w:rPr>
+          <w:lang w:eastAsia="zh-CN"/>
+        </w:rPr>
+        <w:t>”</w:t>
+      </w:r>
+      <w:r>
+        <w:rPr>
+          <w:lang w:eastAsia="zh-CN"/>
+        </w:rPr>
+        <w:t>的初衷。徐明（</w:t>
+      </w:r>
+      <w:r>
+        <w:rPr>
+          <w:lang w:eastAsia="zh-CN"/>
+        </w:rPr>
+        <w:t>2022</w:t>
+      </w:r>
+      <w:r>
+        <w:rPr>
+          <w:lang w:eastAsia="zh-CN"/>
+        </w:rPr>
+        <w:t>）发现，政府风险投资不仅未必促进企业创新，反而可能因目标冲突、治理失灵和政治关联而抑制企业研发投入和创新产出。进一步地，部分文献指出，引导基金在实际运作中可能偏好相对成熟、风险较低的项目，由此形成对民间风险资本的挤出或同质化竞争，而非真正填补创新融资缺口。由此可见，现有研究并不否认引导基金具有促进创新的潜在能力，但其创新绩效能否实现，很大程度上取决于基金是否能够保持耐心资本属性、有效撬动社会资本，并真正流向高风险、长周期的创新活动。</w:t>
+      </w:r>
+    </w:p>
+    <w:p>
+      <w:pPr>
+        <w:rPr>
+          <w:rFonts w:eastAsia="宋体" w:hint="eastAsia"/>
+          <w:lang w:eastAsia="zh-CN"/>
+        </w:rPr>
+      </w:pPr>
+    </w:p>
+    <w:p>
+      <w:pPr>
+        <w:spacing w:after="0" w:line="348" w:lineRule="auto"/>
+        <w:ind w:firstLine="420"/>
+        <w:rPr>
+          <w:lang w:eastAsia="zh-CN"/>
+        </w:rPr>
+      </w:pPr>
+      <w:r>
+        <w:rPr>
+          <w:lang w:eastAsia="zh-CN"/>
+        </w:rPr>
+        <w:t>总体来看，关于</w:t>
+      </w:r>
+      <w:r>
+        <w:rPr>
+          <w:lang w:eastAsia="zh-CN"/>
+        </w:rPr>
+        <w:t>“</w:t>
+      </w:r>
+      <w:r>
+        <w:rPr>
+          <w:lang w:eastAsia="zh-CN"/>
+        </w:rPr>
+        <w:t>基金是否促进创新</w:t>
+      </w:r>
+      <w:r>
+        <w:rPr>
+          <w:lang w:eastAsia="zh-CN"/>
+        </w:rPr>
+        <w:t>”</w:t>
+      </w:r>
+      <w:r>
+        <w:rPr>
+          <w:lang w:eastAsia="zh-CN"/>
+        </w:rPr>
+        <w:t>的争论，已经从简单的政策有效性判断，转向对其作用条件和内在机制的识别。这为本文进一步讨论债务约束条件下政府产业引导基金何以促进创新、又何以可能偏离创新目标，提供了直接的文献基础。</w:t>
+      </w:r>
+    </w:p>
+    <w:p>
+      <w:pPr>
+        <w:rPr>
+          <w:lang w:eastAsia="zh-CN"/>
+        </w:rPr>
+      </w:pPr>
+    </w:p>
+    <w:p>
+      <w:pPr>
+        <w:spacing w:before="80" w:after="40"/>
+        <w:ind w:left="420"/>
+        <w:rPr>
+          <w:lang w:eastAsia="zh-CN"/>
+        </w:rPr>
+      </w:pPr>
+      <w:r>
+        <w:rPr>
+          <w:lang w:eastAsia="zh-CN"/>
+        </w:rPr>
+        <w:t xml:space="preserve">2. </w:t>
+      </w:r>
+      <w:r>
+        <w:rPr>
+          <w:lang w:eastAsia="zh-CN"/>
+        </w:rPr>
+        <w:t>地方财政债务压力对创新的已有研究</w:t>
+      </w:r>
+    </w:p>
+    <w:p>
+      <w:pPr>
+        <w:rPr>
+          <w:rFonts w:eastAsia="宋体" w:hint="eastAsia"/>
+          <w:lang w:eastAsia="zh-CN"/>
+        </w:rPr>
+      </w:pPr>
+    </w:p>
+    <w:p>
+      <w:pPr>
+        <w:spacing w:after="0" w:line="348" w:lineRule="auto"/>
+        <w:ind w:firstLine="420"/>
+        <w:rPr>
+          <w:lang w:eastAsia="zh-CN"/>
+        </w:rPr>
+      </w:pPr>
+      <w:r>
+        <w:rPr>
+          <w:lang w:eastAsia="zh-CN"/>
+        </w:rPr>
+        <w:t>与引导基金研究相对应，另一条重要文献线索聚焦于地方财政压力和政府债务扩张对创新活动的影响。既有研究普遍认为，财政压力与债务约束并非单纯的宏观背景变量，而是会通过改变政府行为、金融资源配置和企业融资环境，对创新形成系统性影响。李森和王聪（</w:t>
+      </w:r>
+      <w:r>
+        <w:rPr>
+          <w:lang w:eastAsia="zh-CN"/>
+        </w:rPr>
+        <w:t>2024</w:t>
+      </w:r>
+      <w:r>
+        <w:rPr>
+          <w:lang w:eastAsia="zh-CN"/>
+        </w:rPr>
+        <w:t>）发现，财政压力会显著抑制制造业企业创新，并通过加剧政治晋升激励、减少创新补贴和提升企业税负等渠道发挥作用。类似地，部分研究指出，在财政收支矛盾加剧时，地方政府更可能强化税收征管、压缩长期性科技支持支出，从而弱化企业开展高风险研发活动的能力和意愿。</w:t>
+      </w:r>
+    </w:p>
+    <w:p>
+      <w:pPr>
+        <w:rPr>
+          <w:lang w:eastAsia="zh-CN"/>
+        </w:rPr>
+      </w:pPr>
+    </w:p>
+    <w:p>
+      <w:pPr>
+        <w:spacing w:after="0" w:line="348" w:lineRule="auto"/>
+        <w:ind w:firstLine="420"/>
+        <w:rPr>
+          <w:lang w:eastAsia="zh-CN"/>
+        </w:rPr>
+      </w:pPr>
+      <w:r>
+        <w:rPr>
+          <w:lang w:eastAsia="zh-CN"/>
+        </w:rPr>
+        <w:lastRenderedPageBreak/>
+        <w:t>从债务扩张的角度看，现有研究更强调其金融挤出效应与资源错配后果。余海跃和康书隆（</w:t>
+      </w:r>
+      <w:r>
+        <w:rPr>
+          <w:lang w:eastAsia="zh-CN"/>
+        </w:rPr>
+        <w:t>2020</w:t>
+      </w:r>
+      <w:r>
+        <w:rPr>
+          <w:lang w:eastAsia="zh-CN"/>
+        </w:rPr>
+        <w:t>）发现，地方政府债务扩张会通过抬升企业融资成本挤出企业投资，且对高效率民营企业的影响更强。徐彦坤（</w:t>
+      </w:r>
+      <w:r>
+        <w:rPr>
+          <w:lang w:eastAsia="zh-CN"/>
+        </w:rPr>
+        <w:t>2020</w:t>
+      </w:r>
+      <w:r>
+        <w:rPr>
+          <w:lang w:eastAsia="zh-CN"/>
+        </w:rPr>
+        <w:t>）的研究进一步表明，地方政府债务上升会加剧企业融资约束、抬高债务资本成本并压缩投资机会。刘贯春等（</w:t>
+      </w:r>
+      <w:r>
+        <w:rPr>
+          <w:lang w:eastAsia="zh-CN"/>
+        </w:rPr>
+        <w:t>2022</w:t>
+      </w:r>
+      <w:r>
+        <w:rPr>
+          <w:lang w:eastAsia="zh-CN"/>
+        </w:rPr>
+        <w:t>）则从投融资期限结构角度指出，地方政府债务治理有助于缓解政企融资竞争并改善企业</w:t>
+      </w:r>
+      <w:r>
+        <w:rPr>
+          <w:lang w:eastAsia="zh-CN"/>
+        </w:rPr>
+        <w:t>“</w:t>
+      </w:r>
+      <w:r>
+        <w:rPr>
+          <w:lang w:eastAsia="zh-CN"/>
+        </w:rPr>
+        <w:t>短贷长投</w:t>
+      </w:r>
+      <w:r>
+        <w:rPr>
+          <w:lang w:eastAsia="zh-CN"/>
+        </w:rPr>
+        <w:t>”</w:t>
+      </w:r>
+      <w:r>
+        <w:rPr>
+          <w:lang w:eastAsia="zh-CN"/>
+        </w:rPr>
+        <w:t>问题，其反向含义是，债务扩张本身会恶化长期资金供给。除融资挤出外，地方政府债务还可能改变企业的资产配置方向。孔丹凤和谢国梁（</w:t>
+      </w:r>
+      <w:r>
+        <w:rPr>
+          <w:lang w:eastAsia="zh-CN"/>
+        </w:rPr>
+        <w:t>2021</w:t>
+      </w:r>
+      <w:r>
+        <w:rPr>
+          <w:lang w:eastAsia="zh-CN"/>
+        </w:rPr>
+        <w:t>）发现，地方政府债务扩张会加剧企业金融化倾向，推动资金从实体创新活动转向短期金融收益。</w:t>
+      </w:r>
+    </w:p>
+    <w:p>
+      <w:pPr>
+        <w:rPr>
+          <w:lang w:eastAsia="zh-CN"/>
+        </w:rPr>
+      </w:pPr>
+    </w:p>
+    <w:p>
+      <w:pPr>
+        <w:spacing w:after="0" w:line="348" w:lineRule="auto"/>
+        <w:ind w:firstLine="420"/>
+        <w:rPr>
+          <w:lang w:eastAsia="zh-CN"/>
+        </w:rPr>
+      </w:pPr>
+      <w:r>
+        <w:rPr>
+          <w:lang w:eastAsia="zh-CN"/>
+        </w:rPr>
+        <w:t>更进一步，财政压力和债务压力还会改变地方政府干预市场的方式。张跃文等（</w:t>
+      </w:r>
+      <w:r>
+        <w:rPr>
+          <w:lang w:eastAsia="zh-CN"/>
+        </w:rPr>
+        <w:t>2025</w:t>
+      </w:r>
+      <w:r>
+        <w:rPr>
+          <w:lang w:eastAsia="zh-CN"/>
+        </w:rPr>
+        <w:t>）指出，在财政压力上升背景下，地方政府可能通过</w:t>
+      </w:r>
+      <w:r>
+        <w:rPr>
+          <w:lang w:eastAsia="zh-CN"/>
+        </w:rPr>
+        <w:t>“</w:t>
+      </w:r>
+      <w:r>
+        <w:rPr>
+          <w:lang w:eastAsia="zh-CN"/>
+        </w:rPr>
+        <w:t>合作型</w:t>
+      </w:r>
+      <w:r>
+        <w:rPr>
+          <w:lang w:eastAsia="zh-CN"/>
+        </w:rPr>
+        <w:t>”</w:t>
+      </w:r>
+      <w:r>
+        <w:rPr>
+          <w:lang w:eastAsia="zh-CN"/>
+        </w:rPr>
+        <w:t>干预影响企业投资决策，以增加短期税源和财政收入。这说明，财政压力不仅影响政府</w:t>
+      </w:r>
+      <w:r>
+        <w:rPr>
+          <w:lang w:eastAsia="zh-CN"/>
+        </w:rPr>
+        <w:t>“</w:t>
+      </w:r>
+      <w:r>
+        <w:rPr>
+          <w:lang w:eastAsia="zh-CN"/>
+        </w:rPr>
+        <w:t>有没有钱支持创新</w:t>
+      </w:r>
+      <w:r>
+        <w:rPr>
+          <w:lang w:eastAsia="zh-CN"/>
+        </w:rPr>
+        <w:t>”</w:t>
+      </w:r>
+      <w:r>
+        <w:rPr>
+          <w:lang w:eastAsia="zh-CN"/>
+        </w:rPr>
+        <w:t>，还会影响政府</w:t>
+      </w:r>
+      <w:r>
+        <w:rPr>
+          <w:lang w:eastAsia="zh-CN"/>
+        </w:rPr>
+        <w:t>“</w:t>
+      </w:r>
+      <w:r>
+        <w:rPr>
+          <w:lang w:eastAsia="zh-CN"/>
+        </w:rPr>
+        <w:t>如何使用政策工具</w:t>
+      </w:r>
+      <w:r>
+        <w:rPr>
+          <w:lang w:eastAsia="zh-CN"/>
+        </w:rPr>
+        <w:t>”</w:t>
+      </w:r>
+      <w:r>
+        <w:rPr>
+          <w:lang w:eastAsia="zh-CN"/>
+        </w:rPr>
+        <w:t>。如果把这一逻辑延伸到政府产业引导基金，就意味着地方债务压力可能促使地方政府更加重视资金安全、回收速度和短期绩效，进而削弱基金原本应有的耐心资本属性、让利属性和创新导向属性。</w:t>
+      </w:r>
+    </w:p>
+    <w:p>
+      <w:pPr>
+        <w:rPr>
+          <w:lang w:eastAsia="zh-CN"/>
+        </w:rPr>
+      </w:pPr>
+    </w:p>
+    <w:p>
+      <w:pPr>
+        <w:spacing w:after="0" w:line="348" w:lineRule="auto"/>
+        <w:ind w:firstLine="420"/>
+        <w:rPr>
+          <w:lang w:eastAsia="zh-CN"/>
+        </w:rPr>
+      </w:pPr>
+      <w:r>
+        <w:rPr>
+          <w:lang w:eastAsia="zh-CN"/>
+        </w:rPr>
+        <w:t>因此，现有关于财政债务压力的研究已经揭示出一个重要事实：地方政府面临的债务约束会同时影响企业创新环境和政府自身的行为逻辑。只是现有文献更多考察财政压力或地方债务对企业创新的直接影响，对于其如何通过扭曲政府产业引导基金这一政策工具而间接影响创新，仍缺乏专门讨论。</w:t>
+      </w:r>
+    </w:p>
+    <w:p>
+      <w:pPr>
+        <w:rPr>
+          <w:lang w:eastAsia="zh-CN"/>
+        </w:rPr>
+      </w:pPr>
+    </w:p>
+    <w:p>
+      <w:pPr>
+        <w:spacing w:before="80" w:after="40"/>
+        <w:ind w:left="420"/>
+        <w:rPr>
+          <w:lang w:eastAsia="zh-CN"/>
+        </w:rPr>
+      </w:pPr>
+      <w:r>
+        <w:rPr>
+          <w:lang w:eastAsia="zh-CN"/>
+        </w:rPr>
+        <w:t xml:space="preserve">3. </w:t>
+      </w:r>
+      <w:r>
+        <w:rPr>
+          <w:lang w:eastAsia="zh-CN"/>
+        </w:rPr>
+        <w:t>现有文献的不足与本文边际贡献</w:t>
+      </w:r>
+    </w:p>
+    <w:p>
+      <w:pPr>
+        <w:rPr>
+          <w:lang w:eastAsia="zh-CN"/>
+        </w:rPr>
+      </w:pPr>
+    </w:p>
+    <w:p>
+      <w:pPr>
+        <w:spacing w:after="0" w:line="348" w:lineRule="auto"/>
+        <w:ind w:firstLine="420"/>
+        <w:rPr>
+          <w:lang w:eastAsia="zh-CN"/>
+        </w:rPr>
+      </w:pPr>
+      <w:r>
+        <w:rPr>
+          <w:lang w:eastAsia="zh-CN"/>
+        </w:rPr>
+        <w:t>综合来看，现有研究虽然分别从政府产业引导基金和地方财政债务压力两个维度积累了较为丰富的成果，但仍存在三方面不足。第一，两条文献线索大多彼此分离。已有研究要么关注引导基金能否促进企业创新，要么考察财政压力和地方债务如何抑制企业创新，较少将</w:t>
+      </w:r>
+      <w:r>
+        <w:rPr>
+          <w:lang w:eastAsia="zh-CN"/>
+        </w:rPr>
+        <w:t>“</w:t>
+      </w:r>
+      <w:r>
+        <w:rPr>
+          <w:lang w:eastAsia="zh-CN"/>
+        </w:rPr>
+        <w:t>地方债务压力</w:t>
+      </w:r>
+      <w:r>
+        <w:rPr>
+          <w:lang w:eastAsia="zh-CN"/>
+        </w:rPr>
+        <w:t>—</w:t>
+      </w:r>
+      <w:r>
+        <w:rPr>
+          <w:lang w:eastAsia="zh-CN"/>
+        </w:rPr>
+        <w:t>引导基金运作</w:t>
+      </w:r>
+      <w:r>
+        <w:rPr>
+          <w:lang w:eastAsia="zh-CN"/>
+        </w:rPr>
+        <w:t>—</w:t>
+      </w:r>
+      <w:r>
+        <w:rPr>
+          <w:lang w:eastAsia="zh-CN"/>
+        </w:rPr>
+        <w:t>企业创新绩效</w:t>
+      </w:r>
+      <w:r>
+        <w:rPr>
+          <w:lang w:eastAsia="zh-CN"/>
+        </w:rPr>
+        <w:t>”</w:t>
+      </w:r>
+      <w:r>
+        <w:rPr>
+          <w:lang w:eastAsia="zh-CN"/>
+        </w:rPr>
+        <w:t>纳入统一分析框架，从而难以解释为何同样是政府产业引导基金，在不同财政约束情境下可能表现出显著差异。第二，既有研究对于引导基金失灵的讨论，虽然涉及风险规避、代理问题和资本挤出，但较少进一步从耐心资本属性、社会资本撬动效率和融资约束缓解效应三条机制链进行系统展开，因而对债务压力如何改变基金行为逻辑的解释仍不够细化。第三，现有研究更多停留在</w:t>
+      </w:r>
+      <w:r>
+        <w:rPr>
+          <w:lang w:eastAsia="zh-CN"/>
+        </w:rPr>
+        <w:t>“</w:t>
+      </w:r>
+      <w:r>
+        <w:rPr>
+          <w:lang w:eastAsia="zh-CN"/>
+        </w:rPr>
+        <w:t>基金是否有效</w:t>
+      </w:r>
+      <w:r>
+        <w:rPr>
+          <w:lang w:eastAsia="zh-CN"/>
+        </w:rPr>
+        <w:t>”</w:t>
+      </w:r>
+      <w:r>
+        <w:rPr>
+          <w:lang w:eastAsia="zh-CN"/>
+        </w:rPr>
+        <w:t>的平均效应判断上，对政策工具的作用边界讨论不足，尤其缺少对地方债务压力这一现实制度约束的关注。</w:t>
+      </w:r>
+    </w:p>
+    <w:p>
+      <w:pPr>
+        <w:rPr>
+          <w:lang w:eastAsia="zh-CN"/>
+        </w:rPr>
+      </w:pPr>
+    </w:p>
+    <w:p>
+      <w:pPr>
+        <w:spacing w:after="0" w:line="348" w:lineRule="auto"/>
+        <w:ind w:firstLine="420"/>
+        <w:rPr>
+          <w:lang w:eastAsia="zh-CN"/>
+        </w:rPr>
+      </w:pPr>
+      <w:r>
+        <w:rPr>
+          <w:lang w:eastAsia="zh-CN"/>
+        </w:rPr>
+        <w:lastRenderedPageBreak/>
+        <w:t>基于上述不足，本文尝试将地方财政债务压力、政府产业引导基金与创新绩效纳入统一分析框架，重点考察债务压力如何削弱政府产业引导基金促进创新的作用，并从耐心资本属性扭曲、社会资本撬动效率下降和融资约束缓解效应弱化三个方面展开理论分析。相较于既有文献，本文的边际贡献主要体现在：其一，不再停留于讨论</w:t>
+      </w:r>
+      <w:r>
+        <w:rPr>
+          <w:lang w:eastAsia="zh-CN"/>
+        </w:rPr>
+        <w:t>“</w:t>
+      </w:r>
+      <w:r>
+        <w:rPr>
+          <w:lang w:eastAsia="zh-CN"/>
+        </w:rPr>
+        <w:t>引导基金是否促进创新</w:t>
+      </w:r>
+      <w:r>
+        <w:rPr>
+          <w:lang w:eastAsia="zh-CN"/>
+        </w:rPr>
+        <w:t>”</w:t>
+      </w:r>
+      <w:r>
+        <w:rPr>
+          <w:lang w:eastAsia="zh-CN"/>
+        </w:rPr>
+        <w:t>的一般性命题，而是进一步回答在债务约束背景下这一促进作用为何会减弱；其二，将宏观债务约束与中观政策工具运作结合起来，拓展了地方债务压力影响创新的传导链条研究；其三，从政策工具作用边界的角度，为理解政府产业引导基金何以</w:t>
+      </w:r>
+      <w:r>
+        <w:rPr>
+          <w:lang w:eastAsia="zh-CN"/>
+        </w:rPr>
+        <w:t>“</w:t>
+      </w:r>
+      <w:r>
+        <w:rPr>
+          <w:lang w:eastAsia="zh-CN"/>
+        </w:rPr>
+        <w:t>有效</w:t>
+      </w:r>
+      <w:r>
+        <w:rPr>
+          <w:lang w:eastAsia="zh-CN"/>
+        </w:rPr>
+        <w:t>”</w:t>
+      </w:r>
+      <w:r>
+        <w:rPr>
+          <w:lang w:eastAsia="zh-CN"/>
+        </w:rPr>
+        <w:t>、又何以</w:t>
+      </w:r>
+      <w:r>
+        <w:rPr>
+          <w:lang w:eastAsia="zh-CN"/>
+        </w:rPr>
+        <w:t>“</w:t>
+      </w:r>
+      <w:r>
+        <w:rPr>
+          <w:lang w:eastAsia="zh-CN"/>
+        </w:rPr>
+        <w:t>失效</w:t>
+      </w:r>
+      <w:r>
+        <w:rPr>
+          <w:lang w:eastAsia="zh-CN"/>
+        </w:rPr>
+        <w:t>”</w:t>
+      </w:r>
+      <w:r>
+        <w:rPr>
+          <w:lang w:eastAsia="zh-CN"/>
+        </w:rPr>
+        <w:t>提供新的分析视角。基于此，下文将进一步提出本文的理论假说。</w:t>
+      </w:r>
+    </w:p>
+    <w:p>
+      <w:pPr>
+        <w:rPr>
+          <w:lang w:eastAsia="zh-CN"/>
+        </w:rPr>
+      </w:pPr>
+    </w:p>
+    <w:p>
+      <w:pPr>
         <w:spacing w:before="200" w:after="120"/>
         <w:jc w:val="center"/>
         <w:rPr>
@@ -807,7 +1695,7 @@
           <w:sz w:val="24"/>
           <w:lang w:eastAsia="zh-CN"/>
         </w:rPr>
-        <w:t>二、文献综述与理论假说</w:t>
+        <w:t>参考文献</w:t>
       </w:r>
     </w:p>
     <w:p>
@@ -819,17 +1707,41 @@
     </w:p>
     <w:p>
       <w:pPr>
-        <w:spacing w:before="120" w:after="60"/>
-        <w:ind w:left="420"/>
-        <w:rPr>
-          <w:lang w:eastAsia="zh-CN"/>
-        </w:rPr>
-      </w:pPr>
-      <w:r>
-        <w:rPr>
-          <w:lang w:eastAsia="zh-CN"/>
-        </w:rPr>
-        <w:t>（一）文献综述</w:t>
+        <w:spacing w:after="0" w:line="348" w:lineRule="auto"/>
+        <w:ind w:firstLine="420"/>
+        <w:rPr>
+          <w:lang w:eastAsia="zh-CN"/>
+        </w:rPr>
+      </w:pPr>
+      <w:r>
+        <w:rPr>
+          <w:lang w:eastAsia="zh-CN"/>
+        </w:rPr>
+        <w:t>蔡庆丰、刘昊、舒少文，</w:t>
+      </w:r>
+      <w:r>
+        <w:rPr>
+          <w:lang w:eastAsia="zh-CN"/>
+        </w:rPr>
+        <w:t>2024</w:t>
+      </w:r>
+      <w:r>
+        <w:rPr>
+          <w:lang w:eastAsia="zh-CN"/>
+        </w:rPr>
+        <w:t>：《政府产业引导基金与域内企业创新：引导效应还是挤出效应？》，《财贸经济》第</w:t>
+      </w:r>
+      <w:r>
+        <w:rPr>
+          <w:lang w:eastAsia="zh-CN"/>
+        </w:rPr>
+        <w:t>3</w:t>
+      </w:r>
+      <w:r>
+        <w:rPr>
+          <w:lang w:eastAsia="zh-CN"/>
+        </w:rPr>
+        <w:t>期。</w:t>
       </w:r>
     </w:p>
     <w:p>
@@ -841,24 +1753,41 @@
     </w:p>
     <w:p>
       <w:pPr>
-        <w:spacing w:before="80" w:after="40"/>
-        <w:ind w:left="420"/>
-        <w:rPr>
-          <w:lang w:eastAsia="zh-CN"/>
-        </w:rPr>
-      </w:pPr>
-      <w:r>
-        <w:rPr>
-          <w:lang w:eastAsia="zh-CN"/>
-        </w:rPr>
-        <w:lastRenderedPageBreak/>
-        <w:t xml:space="preserve">1. </w:t>
-      </w:r>
-      <w:r>
-        <w:rPr>
-          <w:lang w:eastAsia="zh-CN"/>
-        </w:rPr>
-        <w:t>基金促进创新的效应与机制的已有研究</w:t>
+        <w:spacing w:after="0" w:line="348" w:lineRule="auto"/>
+        <w:ind w:firstLine="420"/>
+        <w:rPr>
+          <w:lang w:eastAsia="zh-CN"/>
+        </w:rPr>
+      </w:pPr>
+      <w:r>
+        <w:rPr>
+          <w:lang w:eastAsia="zh-CN"/>
+        </w:rPr>
+        <w:t>孔丹凤、谢国梁，</w:t>
+      </w:r>
+      <w:r>
+        <w:rPr>
+          <w:lang w:eastAsia="zh-CN"/>
+        </w:rPr>
+        <w:t>2021</w:t>
+      </w:r>
+      <w:r>
+        <w:rPr>
+          <w:lang w:eastAsia="zh-CN"/>
+        </w:rPr>
+        <w:t>：《地方政府债务、债务结构与企业金融化》，《现代经济探讨》第</w:t>
+      </w:r>
+      <w:r>
+        <w:rPr>
+          <w:lang w:eastAsia="zh-CN"/>
+        </w:rPr>
+        <w:t>11</w:t>
+      </w:r>
+      <w:r>
+        <w:rPr>
+          <w:lang w:eastAsia="zh-CN"/>
+        </w:rPr>
+        <w:t>期。</w:t>
       </w:r>
     </w:p>
     <w:p>
@@ -872,1001 +1801,20 @@
       <w:pPr>
         <w:spacing w:after="0" w:line="348" w:lineRule="auto"/>
         <w:ind w:firstLine="420"/>
-        <w:rPr>
-          <w:lang w:eastAsia="zh-CN"/>
-        </w:rPr>
-      </w:pPr>
-      <w:r>
-        <w:rPr>
-          <w:lang w:eastAsia="zh-CN"/>
-        </w:rPr>
-        <w:t>围绕政府产业引导基金能否促进创新，现有研究大体形成了</w:t>
-      </w:r>
-      <w:r>
-        <w:rPr>
-          <w:lang w:eastAsia="zh-CN"/>
-        </w:rPr>
-        <w:t>“</w:t>
-      </w:r>
-      <w:r>
-        <w:rPr>
-          <w:lang w:eastAsia="zh-CN"/>
-        </w:rPr>
-        <w:t>促进论</w:t>
-      </w:r>
-      <w:r>
-        <w:rPr>
-          <w:lang w:eastAsia="zh-CN"/>
-        </w:rPr>
-        <w:t>”</w:t>
-      </w:r>
-      <w:r>
-        <w:rPr>
-          <w:lang w:eastAsia="zh-CN"/>
-        </w:rPr>
-        <w:t>与</w:t>
-      </w:r>
-      <w:r>
-        <w:rPr>
-          <w:lang w:eastAsia="zh-CN"/>
-        </w:rPr>
-        <w:t>“</w:t>
-      </w:r>
-      <w:r>
-        <w:rPr>
-          <w:lang w:eastAsia="zh-CN"/>
-        </w:rPr>
-        <w:t>约束论</w:t>
-      </w:r>
-      <w:r>
-        <w:rPr>
-          <w:lang w:eastAsia="zh-CN"/>
-        </w:rPr>
-        <w:t>”</w:t>
-      </w:r>
-      <w:r>
-        <w:rPr>
-          <w:lang w:eastAsia="zh-CN"/>
-        </w:rPr>
-        <w:t>两类观点。较多研究认为，引导基金本质上是财政资金</w:t>
-      </w:r>
-      <w:r>
-        <w:rPr>
-          <w:lang w:eastAsia="zh-CN"/>
-        </w:rPr>
-        <w:t>“</w:t>
-      </w:r>
-      <w:r>
-        <w:rPr>
-          <w:lang w:eastAsia="zh-CN"/>
-        </w:rPr>
-        <w:t>基金化</w:t>
-      </w:r>
-      <w:r>
-        <w:rPr>
-          <w:lang w:eastAsia="zh-CN"/>
-        </w:rPr>
-        <w:t>”</w:t>
-      </w:r>
-      <w:r>
-        <w:rPr>
-          <w:lang w:eastAsia="zh-CN"/>
-        </w:rPr>
-        <w:t>和产业政策</w:t>
-      </w:r>
-      <w:r>
-        <w:rPr>
-          <w:lang w:eastAsia="zh-CN"/>
-        </w:rPr>
-        <w:t>“</w:t>
-      </w:r>
-      <w:r>
-        <w:rPr>
-          <w:lang w:eastAsia="zh-CN"/>
-        </w:rPr>
-        <w:t>金融化</w:t>
-      </w:r>
-      <w:r>
-        <w:rPr>
-          <w:lang w:eastAsia="zh-CN"/>
-        </w:rPr>
-        <w:t>”</w:t>
-      </w:r>
-      <w:r>
-        <w:rPr>
-          <w:lang w:eastAsia="zh-CN"/>
-        </w:rPr>
-        <w:t>的重要载体，其通过股权投资而非传统补贴方式介入企业创新活动，有助于克服科技创新中的融资约束、信息不对称和风险外部性，从而提升企业创新投入与创新产出。</w:t>
-      </w:r>
-      <w:proofErr w:type="gramStart"/>
-      <w:r>
-        <w:rPr>
-          <w:lang w:eastAsia="zh-CN"/>
-        </w:rPr>
-        <w:t>吴超鹏</w:t>
-      </w:r>
-      <w:proofErr w:type="gramEnd"/>
-      <w:r>
-        <w:rPr>
-          <w:lang w:eastAsia="zh-CN"/>
-        </w:rPr>
-        <w:t>和严泽浩（</w:t>
-      </w:r>
-      <w:r>
-        <w:rPr>
-          <w:lang w:eastAsia="zh-CN"/>
-        </w:rPr>
-        <w:t>2023</w:t>
-      </w:r>
-      <w:r>
-        <w:rPr>
-          <w:lang w:eastAsia="zh-CN"/>
-        </w:rPr>
-        <w:t>）发现，政府基金引导能够显著促进企业在关键核心技术领域的创新，其重要原因在于政府资本提高了对创新失败的容忍度，并缓解了企业外部融资约束。刘玉斌等（</w:t>
-      </w:r>
-      <w:r>
-        <w:rPr>
-          <w:lang w:eastAsia="zh-CN"/>
-        </w:rPr>
-        <w:t>2023</w:t>
-      </w:r>
-      <w:r>
-        <w:rPr>
-          <w:lang w:eastAsia="zh-CN"/>
-        </w:rPr>
-        <w:t>）基于战略性新兴产业创业投资引导基金的研究也表明，政府引导基金对企业创新具有显著促进作用，其机制主要体现为融资约束缓解、认证效应与信号传递。蔡庆丰等（</w:t>
-      </w:r>
-      <w:r>
-        <w:rPr>
-          <w:lang w:eastAsia="zh-CN"/>
-        </w:rPr>
+      </w:pPr>
+      <w:r>
+        <w:t>国务院办公厅，</w:t>
+      </w:r>
+      <w:r>
         <w:t>2024</w:t>
       </w:r>
       <w:r>
-        <w:rPr>
-          <w:lang w:eastAsia="zh-CN"/>
-        </w:rPr>
-        <w:t>）则进一步从区域层面指出，产业引导基金不仅能够直接促进域内企业创新投入，而且能够通过资本集聚形成融资效应、信息效应和竞争效应，放大财政资金</w:t>
-      </w:r>
-      <w:r>
-        <w:rPr>
-          <w:lang w:eastAsia="zh-CN"/>
-        </w:rPr>
-        <w:t>“</w:t>
-      </w:r>
-      <w:r>
-        <w:rPr>
-          <w:lang w:eastAsia="zh-CN"/>
-        </w:rPr>
-        <w:t>拨改投</w:t>
-      </w:r>
-      <w:r>
-        <w:rPr>
-          <w:lang w:eastAsia="zh-CN"/>
-        </w:rPr>
-        <w:t>”</w:t>
-      </w:r>
-      <w:r>
-        <w:rPr>
-          <w:lang w:eastAsia="zh-CN"/>
-        </w:rPr>
-        <w:t>的微观创新激励。</w:t>
-      </w:r>
-    </w:p>
-    <w:p>
-      <w:pPr>
-        <w:rPr>
-          <w:lang w:eastAsia="zh-CN"/>
-        </w:rPr>
-      </w:pPr>
-    </w:p>
-    <w:p>
-      <w:pPr>
-        <w:spacing w:after="0" w:line="348" w:lineRule="auto"/>
-        <w:ind w:firstLine="420"/>
-        <w:rPr>
-          <w:lang w:eastAsia="zh-CN"/>
-        </w:rPr>
-      </w:pPr>
-      <w:r>
-        <w:rPr>
-          <w:lang w:eastAsia="zh-CN"/>
-        </w:rPr>
-        <w:t>不过，另一部分研究对引导基金的创新绩效</w:t>
-      </w:r>
-      <w:proofErr w:type="gramStart"/>
-      <w:r>
-        <w:rPr>
-          <w:lang w:eastAsia="zh-CN"/>
-        </w:rPr>
-        <w:t>持更为</w:t>
-      </w:r>
-      <w:proofErr w:type="gramEnd"/>
-      <w:r>
-        <w:rPr>
-          <w:lang w:eastAsia="zh-CN"/>
-        </w:rPr>
-        <w:t>审慎的判断。这类研究强调，政府资本虽然具有政策目标，但也可能因为多重委托代理、风险规避、考核约束和寻租行为而偏离</w:t>
-      </w:r>
-      <w:r>
-        <w:rPr>
-          <w:lang w:eastAsia="zh-CN"/>
-        </w:rPr>
-        <w:t>“</w:t>
-      </w:r>
-      <w:r>
-        <w:rPr>
-          <w:lang w:eastAsia="zh-CN"/>
-        </w:rPr>
-        <w:t>投早、投小、投科技</w:t>
-      </w:r>
-      <w:r>
-        <w:rPr>
-          <w:lang w:eastAsia="zh-CN"/>
-        </w:rPr>
-        <w:t>”</w:t>
-      </w:r>
-      <w:r>
-        <w:rPr>
-          <w:lang w:eastAsia="zh-CN"/>
-        </w:rPr>
-        <w:t>的初衷。徐明（</w:t>
-      </w:r>
-      <w:r>
-        <w:rPr>
-          <w:lang w:eastAsia="zh-CN"/>
-        </w:rPr>
-        <w:t>2022</w:t>
-      </w:r>
-      <w:r>
-        <w:rPr>
-          <w:lang w:eastAsia="zh-CN"/>
-        </w:rPr>
-        <w:t>）发现，政府风险投资不仅未必促进企业创新，反而可能因目标冲突、治理失灵和政治关联而抑制企业研发投入和创新产出。进一步地，部分文献指出，引导基金在实际运作中可能偏好相对成熟、风险较低的项目，由此形成对民间风险资本的挤出或同质化竞争，而非真正填补创新融资缺口。由此可见，现有研究并不否认引导基金具有促进创新的潜在能力，但其创新绩效能否实现，很大程度上取决于基金是否能够保持耐心资本属性、有效撬动社会资本，并真正流向高风险、长周期的创新活动。</w:t>
-      </w:r>
-    </w:p>
-    <w:p>
-      <w:pPr>
-        <w:rPr>
-          <w:lang w:eastAsia="zh-CN"/>
-        </w:rPr>
-      </w:pPr>
-    </w:p>
-    <w:p>
-      <w:pPr>
-        <w:spacing w:after="0" w:line="348" w:lineRule="auto"/>
-        <w:ind w:firstLine="420"/>
-        <w:rPr>
-          <w:lang w:eastAsia="zh-CN"/>
-        </w:rPr>
-      </w:pPr>
-      <w:r>
-        <w:rPr>
-          <w:lang w:eastAsia="zh-CN"/>
-        </w:rPr>
-        <w:t>总体来看，关于</w:t>
-      </w:r>
-      <w:r>
-        <w:rPr>
-          <w:lang w:eastAsia="zh-CN"/>
-        </w:rPr>
-        <w:t>“</w:t>
-      </w:r>
-      <w:r>
-        <w:rPr>
-          <w:lang w:eastAsia="zh-CN"/>
-        </w:rPr>
-        <w:t>基金是否促进创新</w:t>
-      </w:r>
-      <w:r>
-        <w:rPr>
-          <w:lang w:eastAsia="zh-CN"/>
-        </w:rPr>
-        <w:t>”</w:t>
-      </w:r>
-      <w:r>
-        <w:rPr>
-          <w:lang w:eastAsia="zh-CN"/>
-        </w:rPr>
-        <w:t>的争论，已经从简单的政策有效性判断，转向对其作用条件和内在机制的识别。这为本文进一步讨论债务约束条件下政府产业引导基金何以促进创新、又何以可能偏离创新目标，提供了直接的文献基础。</w:t>
-      </w:r>
-    </w:p>
-    <w:p>
-      <w:pPr>
-        <w:rPr>
-          <w:lang w:eastAsia="zh-CN"/>
-        </w:rPr>
-      </w:pPr>
-    </w:p>
-    <w:p>
-      <w:pPr>
-        <w:spacing w:before="80" w:after="40"/>
-        <w:ind w:left="420"/>
-        <w:rPr>
-          <w:lang w:eastAsia="zh-CN"/>
-        </w:rPr>
-      </w:pPr>
-      <w:r>
-        <w:rPr>
-          <w:lang w:eastAsia="zh-CN"/>
-        </w:rPr>
-        <w:t xml:space="preserve">2. </w:t>
-      </w:r>
-      <w:r>
-        <w:rPr>
-          <w:lang w:eastAsia="zh-CN"/>
-        </w:rPr>
-        <w:t>地方财政债务压力对创新的已有研究</w:t>
-      </w:r>
-    </w:p>
-    <w:p>
-      <w:pPr>
-        <w:rPr>
-          <w:lang w:eastAsia="zh-CN"/>
-        </w:rPr>
-      </w:pPr>
-    </w:p>
-    <w:p>
-      <w:pPr>
-        <w:spacing w:after="0" w:line="348" w:lineRule="auto"/>
-        <w:ind w:firstLine="420"/>
-        <w:rPr>
-          <w:lang w:eastAsia="zh-CN"/>
-        </w:rPr>
-      </w:pPr>
-      <w:r>
-        <w:rPr>
-          <w:lang w:eastAsia="zh-CN"/>
-        </w:rPr>
-        <w:t>与引导基金研究相对应，另一条重要文献线索聚焦于地方财政压力和政府债务扩张对创新活动的影响。既有研究普遍认为，财政压力与债务约束并非单纯的宏观背景变量，而是会通过改变政府行为、金融资源配置和企业融资环境，对创新形成系统性影响。李森和王聪（</w:t>
-      </w:r>
-      <w:r>
-        <w:rPr>
-          <w:lang w:eastAsia="zh-CN"/>
-        </w:rPr>
+        <w:t>：《国务院办公厅关于印发〈促进创业投资高质量发展的若干政策措施〉的通知》，中国政府网，</w:t>
+      </w:r>
+      <w:r>
         <w:t>2024</w:t>
       </w:r>
       <w:r>
-        <w:rPr>
-          <w:lang w:eastAsia="zh-CN"/>
-        </w:rPr>
-        <w:t>）发现，财政压</w:t>
-      </w:r>
-      <w:r>
-        <w:rPr>
-          <w:lang w:eastAsia="zh-CN"/>
-        </w:rPr>
-        <w:lastRenderedPageBreak/>
-        <w:t>力会显著抑制制造业企业创新，并通过加剧政治晋升激励、减少创新补贴和提升企业税负等渠道发挥作用。类似地，部分研究指出，在财政收支矛盾加剧时，地方政府更可能强化税收征管、压缩长期性科技支持支出，从而弱化企业开展高风险研发活动的能力和意愿。</w:t>
-      </w:r>
-    </w:p>
-    <w:p>
-      <w:pPr>
-        <w:rPr>
-          <w:lang w:eastAsia="zh-CN"/>
-        </w:rPr>
-      </w:pPr>
-    </w:p>
-    <w:p>
-      <w:pPr>
-        <w:spacing w:after="0" w:line="348" w:lineRule="auto"/>
-        <w:ind w:firstLine="420"/>
-        <w:rPr>
-          <w:lang w:eastAsia="zh-CN"/>
-        </w:rPr>
-      </w:pPr>
-      <w:r>
-        <w:rPr>
-          <w:lang w:eastAsia="zh-CN"/>
-        </w:rPr>
-        <w:t>从债务扩张的角度看，现有研究更强调其金融挤出效应与资源错配后果。</w:t>
-      </w:r>
-      <w:proofErr w:type="gramStart"/>
-      <w:r>
-        <w:rPr>
-          <w:lang w:eastAsia="zh-CN"/>
-        </w:rPr>
-        <w:t>余海跃和</w:t>
-      </w:r>
-      <w:proofErr w:type="gramEnd"/>
-      <w:r>
-        <w:rPr>
-          <w:lang w:eastAsia="zh-CN"/>
-        </w:rPr>
-        <w:t>康书隆（</w:t>
-      </w:r>
-      <w:r>
-        <w:rPr>
-          <w:lang w:eastAsia="zh-CN"/>
-        </w:rPr>
-        <w:t>2020</w:t>
-      </w:r>
-      <w:r>
-        <w:rPr>
-          <w:lang w:eastAsia="zh-CN"/>
-        </w:rPr>
-        <w:t>）发现，地方政府债务扩张会通过抬升企业融资成本挤出企业投资，且对高效率民营企业的影响更强。徐彦坤（</w:t>
-      </w:r>
-      <w:r>
-        <w:rPr>
-          <w:lang w:eastAsia="zh-CN"/>
-        </w:rPr>
-        <w:t>2020</w:t>
-      </w:r>
-      <w:r>
-        <w:rPr>
-          <w:lang w:eastAsia="zh-CN"/>
-        </w:rPr>
-        <w:t>）的研究进一步表明，地方政府债务上升会加剧企业融资约束、抬高债务资本成本并压缩投资机会。</w:t>
-      </w:r>
-      <w:proofErr w:type="gramStart"/>
-      <w:r>
-        <w:rPr>
-          <w:lang w:eastAsia="zh-CN"/>
-        </w:rPr>
-        <w:t>刘贯春等</w:t>
-      </w:r>
-      <w:proofErr w:type="gramEnd"/>
-      <w:r>
-        <w:rPr>
-          <w:lang w:eastAsia="zh-CN"/>
-        </w:rPr>
-        <w:t>（</w:t>
-      </w:r>
-      <w:r>
-        <w:rPr>
-          <w:lang w:eastAsia="zh-CN"/>
-        </w:rPr>
-        <w:t>2022</w:t>
-      </w:r>
-      <w:r>
-        <w:rPr>
-          <w:lang w:eastAsia="zh-CN"/>
-        </w:rPr>
-        <w:t>）则从投融资期限结构角度指出，地方政府债务治理有助于缓解政企融资竞争并改善企业</w:t>
-      </w:r>
-      <w:r>
-        <w:rPr>
-          <w:lang w:eastAsia="zh-CN"/>
-        </w:rPr>
-        <w:t>“</w:t>
-      </w:r>
-      <w:r>
-        <w:rPr>
-          <w:lang w:eastAsia="zh-CN"/>
-        </w:rPr>
-        <w:t>短贷长投</w:t>
-      </w:r>
-      <w:r>
-        <w:rPr>
-          <w:lang w:eastAsia="zh-CN"/>
-        </w:rPr>
-        <w:t>”</w:t>
-      </w:r>
-      <w:r>
-        <w:rPr>
-          <w:lang w:eastAsia="zh-CN"/>
-        </w:rPr>
-        <w:t>问题，其反向含义是，债务扩张本身会恶化长期资金供给。除融资挤出外，地方政府债务还可能改变企业的资产配置方向。孔丹凤和谢国梁（</w:t>
-      </w:r>
-      <w:r>
-        <w:rPr>
-          <w:lang w:eastAsia="zh-CN"/>
-        </w:rPr>
-        <w:t>2021</w:t>
-      </w:r>
-      <w:r>
-        <w:rPr>
-          <w:lang w:eastAsia="zh-CN"/>
-        </w:rPr>
-        <w:t>）发现，地方政府债务扩张会加剧企业金融化倾向，推动资金从实体创新活动转向短期金融收益。</w:t>
-      </w:r>
-    </w:p>
-    <w:p>
-      <w:pPr>
-        <w:rPr>
-          <w:lang w:eastAsia="zh-CN"/>
-        </w:rPr>
-      </w:pPr>
-    </w:p>
-    <w:p>
-      <w:pPr>
-        <w:spacing w:after="0" w:line="348" w:lineRule="auto"/>
-        <w:ind w:firstLine="420"/>
-        <w:rPr>
-          <w:lang w:eastAsia="zh-CN"/>
-        </w:rPr>
-      </w:pPr>
-      <w:r>
-        <w:rPr>
-          <w:lang w:eastAsia="zh-CN"/>
-        </w:rPr>
-        <w:t>更进一步，财政压力和债务压力还会改变地方政府干预市场的方式。张跃文等（</w:t>
-      </w:r>
-      <w:r>
-        <w:rPr>
-          <w:lang w:eastAsia="zh-CN"/>
-        </w:rPr>
-        <w:t>2025</w:t>
-      </w:r>
-      <w:r>
-        <w:rPr>
-          <w:lang w:eastAsia="zh-CN"/>
-        </w:rPr>
-        <w:t>）指出，在财政压力上升背景下，地方政府可能通过</w:t>
-      </w:r>
-      <w:r>
-        <w:rPr>
-          <w:lang w:eastAsia="zh-CN"/>
-        </w:rPr>
-        <w:t>“</w:t>
-      </w:r>
-      <w:r>
-        <w:rPr>
-          <w:lang w:eastAsia="zh-CN"/>
-        </w:rPr>
-        <w:t>合作型</w:t>
-      </w:r>
-      <w:r>
-        <w:rPr>
-          <w:lang w:eastAsia="zh-CN"/>
-        </w:rPr>
-        <w:t>”</w:t>
-      </w:r>
-      <w:r>
-        <w:rPr>
-          <w:lang w:eastAsia="zh-CN"/>
-        </w:rPr>
-        <w:t>干预影响企业投资决策，以增加短期税源和财政收入。这说明，财政压力不仅影响政府</w:t>
-      </w:r>
-      <w:r>
-        <w:rPr>
-          <w:lang w:eastAsia="zh-CN"/>
-        </w:rPr>
-        <w:t>“</w:t>
-      </w:r>
-      <w:r>
-        <w:rPr>
-          <w:lang w:eastAsia="zh-CN"/>
-        </w:rPr>
-        <w:t>有没有钱支持创新</w:t>
-      </w:r>
-      <w:r>
-        <w:rPr>
-          <w:lang w:eastAsia="zh-CN"/>
-        </w:rPr>
-        <w:t>”</w:t>
-      </w:r>
-      <w:r>
-        <w:rPr>
-          <w:lang w:eastAsia="zh-CN"/>
-        </w:rPr>
-        <w:t>，还会影响政府</w:t>
-      </w:r>
-      <w:r>
-        <w:rPr>
-          <w:lang w:eastAsia="zh-CN"/>
-        </w:rPr>
-        <w:t>“</w:t>
-      </w:r>
-      <w:r>
-        <w:rPr>
-          <w:lang w:eastAsia="zh-CN"/>
-        </w:rPr>
-        <w:t>如何使用政策工具</w:t>
-      </w:r>
-      <w:r>
-        <w:rPr>
-          <w:lang w:eastAsia="zh-CN"/>
-        </w:rPr>
-        <w:t>”</w:t>
-      </w:r>
-      <w:r>
-        <w:rPr>
-          <w:lang w:eastAsia="zh-CN"/>
-        </w:rPr>
-        <w:t>。如果把这一逻辑延伸到政府产业引导基金，就意味着地方债务压力可能促使地方政府更加重视资金安全、回收速度和短期绩效，进而削弱基金原本应有的耐心资本属性、让利属性和创新导向属性。</w:t>
-      </w:r>
-    </w:p>
-    <w:p>
-      <w:pPr>
-        <w:rPr>
-          <w:lang w:eastAsia="zh-CN"/>
-        </w:rPr>
-      </w:pPr>
-    </w:p>
-    <w:p>
-      <w:pPr>
-        <w:spacing w:after="0" w:line="348" w:lineRule="auto"/>
-        <w:ind w:firstLine="420"/>
-        <w:rPr>
-          <w:lang w:eastAsia="zh-CN"/>
-        </w:rPr>
-      </w:pPr>
-      <w:r>
-        <w:rPr>
-          <w:lang w:eastAsia="zh-CN"/>
-        </w:rPr>
-        <w:t>因此，现有关于财政债务压力的研究已经揭示出一个重要事实：地方政府面临的债务约束会同时影响企业创新环境和政府自身的行为逻辑。只是现有文献更多考察财政压力或地方债务对企业创新的直接影响，对于其如何通过扭曲政府产业引导基金这一政策工具而间接影响创新，仍缺乏专门讨论。</w:t>
-      </w:r>
-    </w:p>
-    <w:p>
-      <w:pPr>
-        <w:rPr>
-          <w:lang w:eastAsia="zh-CN"/>
-        </w:rPr>
-      </w:pPr>
-    </w:p>
-    <w:p>
-      <w:pPr>
-        <w:spacing w:before="80" w:after="40"/>
-        <w:ind w:left="420"/>
-        <w:rPr>
-          <w:lang w:eastAsia="zh-CN"/>
-        </w:rPr>
-      </w:pPr>
-      <w:r>
-        <w:rPr>
-          <w:lang w:eastAsia="zh-CN"/>
-        </w:rPr>
-        <w:t xml:space="preserve">3. </w:t>
-      </w:r>
-      <w:r>
-        <w:rPr>
-          <w:lang w:eastAsia="zh-CN"/>
-        </w:rPr>
-        <w:t>现有文献的不足与本文边际贡献</w:t>
-      </w:r>
-    </w:p>
-    <w:p>
-      <w:pPr>
-        <w:rPr>
-          <w:lang w:eastAsia="zh-CN"/>
-        </w:rPr>
-      </w:pPr>
-    </w:p>
-    <w:p>
-      <w:pPr>
-        <w:spacing w:after="0" w:line="348" w:lineRule="auto"/>
-        <w:ind w:firstLine="420"/>
-        <w:rPr>
-          <w:lang w:eastAsia="zh-CN"/>
-        </w:rPr>
-      </w:pPr>
-      <w:r>
-        <w:rPr>
-          <w:lang w:eastAsia="zh-CN"/>
-        </w:rPr>
-        <w:t>综合来看，现有研究虽然分别从政府产业引导基金和地方财政债务压力两个维度积累了较为丰富的成果，但仍存在三方面不足。第一，两条文献线索大多彼此分离。已有研究要么关注引导基金能否促进企业创新，要么考察财政压力和地方债务如何抑制企业创新，较少将</w:t>
-      </w:r>
-      <w:r>
-        <w:rPr>
-          <w:lang w:eastAsia="zh-CN"/>
-        </w:rPr>
-        <w:t>“</w:t>
-      </w:r>
-      <w:r>
-        <w:rPr>
-          <w:lang w:eastAsia="zh-CN"/>
-        </w:rPr>
-        <w:t>地方债务压力</w:t>
-      </w:r>
-      <w:r>
-        <w:rPr>
-          <w:lang w:eastAsia="zh-CN"/>
-        </w:rPr>
-        <w:t>—</w:t>
-      </w:r>
-      <w:r>
-        <w:rPr>
-          <w:lang w:eastAsia="zh-CN"/>
-        </w:rPr>
-        <w:t>引导基金运作</w:t>
-      </w:r>
-      <w:r>
-        <w:rPr>
-          <w:lang w:eastAsia="zh-CN"/>
-        </w:rPr>
-        <w:t>—</w:t>
-      </w:r>
-      <w:r>
-        <w:rPr>
-          <w:lang w:eastAsia="zh-CN"/>
-        </w:rPr>
-        <w:t>企业创新绩效</w:t>
-      </w:r>
-      <w:r>
-        <w:rPr>
-          <w:lang w:eastAsia="zh-CN"/>
-        </w:rPr>
-        <w:t>”</w:t>
-      </w:r>
-      <w:r>
-        <w:rPr>
-          <w:lang w:eastAsia="zh-CN"/>
-        </w:rPr>
-        <w:t>纳入统一分析框架，从而难以解释为何同样是政府产业引导基金，在不同财政约束情境下可能表现出显著差异。第二，既有研究对于引导基金失灵的讨论，虽然涉及风险规避、代理问题和资本挤出，但较少进一步从耐心资本属性、社会资本撬动效率和融资约束缓解</w:t>
-      </w:r>
-      <w:r>
-        <w:rPr>
-          <w:lang w:eastAsia="zh-CN"/>
-        </w:rPr>
-        <w:lastRenderedPageBreak/>
-        <w:t>效应三条机制链进行系统展开，因而对债务压力如何改变基金行为逻辑的解释仍不够细化。第三，现有研究更多停留在</w:t>
-      </w:r>
-      <w:r>
-        <w:rPr>
-          <w:lang w:eastAsia="zh-CN"/>
-        </w:rPr>
-        <w:t>“</w:t>
-      </w:r>
-      <w:r>
-        <w:rPr>
-          <w:lang w:eastAsia="zh-CN"/>
-        </w:rPr>
-        <w:t>基金是否有效</w:t>
-      </w:r>
-      <w:r>
-        <w:rPr>
-          <w:lang w:eastAsia="zh-CN"/>
-        </w:rPr>
-        <w:t>”</w:t>
-      </w:r>
-      <w:r>
-        <w:rPr>
-          <w:lang w:eastAsia="zh-CN"/>
-        </w:rPr>
-        <w:t>的平均效应判断上，对政策工具的作用边界讨论不足，尤其缺少对地方债务压力这一现实制度约束的关注。</w:t>
-      </w:r>
-    </w:p>
-    <w:p>
-      <w:pPr>
-        <w:rPr>
-          <w:lang w:eastAsia="zh-CN"/>
-        </w:rPr>
-      </w:pPr>
-    </w:p>
-    <w:p>
-      <w:pPr>
-        <w:spacing w:after="0" w:line="348" w:lineRule="auto"/>
-        <w:ind w:firstLine="420"/>
-        <w:rPr>
-          <w:lang w:eastAsia="zh-CN"/>
-        </w:rPr>
-      </w:pPr>
-      <w:r>
-        <w:rPr>
-          <w:lang w:eastAsia="zh-CN"/>
-        </w:rPr>
-        <w:t>基于上述不足，本文尝试将地方财政债务压力、政府产业引导基金与创新绩效纳入统一分析框架，重点考察债务压力如何削弱政府产业引导基金促进创新的作用，并从耐心资本属性扭曲、社会资本撬动效率下降和融资约束缓解效应弱化三个方面展开理论分析。相较于既有文献，本文的边际贡献主要体现在：其一，不再停留于讨论</w:t>
-      </w:r>
-      <w:r>
-        <w:rPr>
-          <w:lang w:eastAsia="zh-CN"/>
-        </w:rPr>
-        <w:t>“</w:t>
-      </w:r>
-      <w:r>
-        <w:rPr>
-          <w:lang w:eastAsia="zh-CN"/>
-        </w:rPr>
-        <w:t>引导基金是否促进创新</w:t>
-      </w:r>
-      <w:r>
-        <w:rPr>
-          <w:lang w:eastAsia="zh-CN"/>
-        </w:rPr>
-        <w:t>”</w:t>
-      </w:r>
-      <w:r>
-        <w:rPr>
-          <w:lang w:eastAsia="zh-CN"/>
-        </w:rPr>
-        <w:t>的一般性命题，而是进一步回答在债务约束背景下这一促进作用为何会减弱；其二，将宏观债务约束与中</w:t>
-      </w:r>
-      <w:proofErr w:type="gramStart"/>
-      <w:r>
-        <w:rPr>
-          <w:lang w:eastAsia="zh-CN"/>
-        </w:rPr>
-        <w:t>观政策</w:t>
-      </w:r>
-      <w:proofErr w:type="gramEnd"/>
-      <w:r>
-        <w:rPr>
-          <w:lang w:eastAsia="zh-CN"/>
-        </w:rPr>
-        <w:t>工具运作结合起来，拓展了地方债务压力影响创新的传导链条研究；其三，从政策工具作用边界的角度，为理解政府产业引导基金何以</w:t>
-      </w:r>
-      <w:r>
-        <w:rPr>
-          <w:lang w:eastAsia="zh-CN"/>
-        </w:rPr>
-        <w:t>“</w:t>
-      </w:r>
-      <w:r>
-        <w:rPr>
-          <w:lang w:eastAsia="zh-CN"/>
-        </w:rPr>
-        <w:t>有效</w:t>
-      </w:r>
-      <w:r>
-        <w:rPr>
-          <w:lang w:eastAsia="zh-CN"/>
-        </w:rPr>
-        <w:t>”</w:t>
-      </w:r>
-      <w:r>
-        <w:rPr>
-          <w:lang w:eastAsia="zh-CN"/>
-        </w:rPr>
-        <w:t>、又何以</w:t>
-      </w:r>
-      <w:r>
-        <w:rPr>
-          <w:lang w:eastAsia="zh-CN"/>
-        </w:rPr>
-        <w:t>“</w:t>
-      </w:r>
-      <w:r>
-        <w:rPr>
-          <w:lang w:eastAsia="zh-CN"/>
-        </w:rPr>
-        <w:t>失效</w:t>
-      </w:r>
-      <w:r>
-        <w:rPr>
-          <w:lang w:eastAsia="zh-CN"/>
-        </w:rPr>
-        <w:t>”</w:t>
-      </w:r>
-      <w:r>
-        <w:rPr>
-          <w:lang w:eastAsia="zh-CN"/>
-        </w:rPr>
-        <w:t>提供新的分析视角。基于此，下文将进一步提出本文的理论假说。</w:t>
-      </w:r>
-    </w:p>
-    <w:p>
-      <w:pPr>
-        <w:rPr>
-          <w:lang w:eastAsia="zh-CN"/>
-        </w:rPr>
-      </w:pPr>
-    </w:p>
-    <w:p>
-      <w:pPr>
-        <w:spacing w:before="200" w:after="120"/>
-        <w:jc w:val="center"/>
-        <w:rPr>
-          <w:lang w:eastAsia="zh-CN"/>
-        </w:rPr>
-      </w:pPr>
-      <w:r>
-        <w:rPr>
-          <w:sz w:val="24"/>
-          <w:lang w:eastAsia="zh-CN"/>
-        </w:rPr>
-        <w:t>参考文献</w:t>
-      </w:r>
-    </w:p>
-    <w:p>
-      <w:pPr>
-        <w:rPr>
-          <w:lang w:eastAsia="zh-CN"/>
-        </w:rPr>
-      </w:pPr>
-    </w:p>
-    <w:p>
-      <w:pPr>
-        <w:spacing w:after="0" w:line="348" w:lineRule="auto"/>
-        <w:ind w:firstLine="420"/>
-        <w:rPr>
-          <w:lang w:eastAsia="zh-CN"/>
-        </w:rPr>
-      </w:pPr>
-      <w:r>
-        <w:rPr>
-          <w:lang w:eastAsia="zh-CN"/>
-        </w:rPr>
-        <w:t>蔡庆丰、刘昊、舒少文，</w:t>
-      </w:r>
-      <w:r>
-        <w:rPr>
-          <w:lang w:eastAsia="zh-CN"/>
-        </w:rPr>
-        <w:t>2024</w:t>
-      </w:r>
-      <w:r>
-        <w:rPr>
-          <w:lang w:eastAsia="zh-CN"/>
-        </w:rPr>
-        <w:t>：《政府产业引导基金与域内企业创新：引导效应还是挤出效应？》，《财贸经济》第</w:t>
-      </w:r>
-      <w:r>
-        <w:rPr>
-          <w:lang w:eastAsia="zh-CN"/>
-        </w:rPr>
-        <w:t>3</w:t>
-      </w:r>
-      <w:r>
-        <w:rPr>
-          <w:lang w:eastAsia="zh-CN"/>
-        </w:rPr>
-        <w:t>期。</w:t>
-      </w:r>
-    </w:p>
-    <w:p>
-      <w:pPr>
-        <w:rPr>
-          <w:lang w:eastAsia="zh-CN"/>
-        </w:rPr>
-      </w:pPr>
-    </w:p>
-    <w:p>
-      <w:pPr>
-        <w:spacing w:after="0" w:line="348" w:lineRule="auto"/>
-        <w:ind w:firstLine="420"/>
-        <w:rPr>
-          <w:lang w:eastAsia="zh-CN"/>
-        </w:rPr>
-      </w:pPr>
-      <w:r>
-        <w:rPr>
-          <w:lang w:eastAsia="zh-CN"/>
-        </w:rPr>
-        <w:t>孔丹凤、谢国梁，</w:t>
-      </w:r>
-      <w:r>
-        <w:rPr>
-          <w:lang w:eastAsia="zh-CN"/>
-        </w:rPr>
-        <w:t>2021</w:t>
-      </w:r>
-      <w:r>
-        <w:rPr>
-          <w:lang w:eastAsia="zh-CN"/>
-        </w:rPr>
-        <w:t>：《地方政府债务、债务结构与企业金融化》，《现代经济探讨》第</w:t>
-      </w:r>
-      <w:r>
-        <w:rPr>
-          <w:lang w:eastAsia="zh-CN"/>
-        </w:rPr>
-        <w:t>11</w:t>
-      </w:r>
-      <w:r>
-        <w:rPr>
-          <w:lang w:eastAsia="zh-CN"/>
-        </w:rPr>
-        <w:t>期。</w:t>
-      </w:r>
-    </w:p>
-    <w:p>
-      <w:pPr>
-        <w:rPr>
-          <w:lang w:eastAsia="zh-CN"/>
-        </w:rPr>
-      </w:pPr>
-    </w:p>
-    <w:p>
-      <w:pPr>
-        <w:spacing w:after="0" w:line="348" w:lineRule="auto"/>
-        <w:ind w:firstLine="420"/>
-      </w:pPr>
-      <w:r>
-        <w:t>国务院办公厅，</w:t>
-      </w:r>
-      <w:r>
-        <w:t>2024</w:t>
-      </w:r>
-      <w:r>
-        <w:t>：《国务院办公厅关于印发〈促进创业投资高质量发展的若干政策措施〉的通知》，中国政府网，</w:t>
-      </w:r>
-      <w:r>
-        <w:t>2024</w:t>
-      </w:r>
-      <w:r>
         <w:t>年</w:t>
       </w:r>
       <w:r>
@@ -1879,31 +1827,10 @@
         <w:t>19</w:t>
       </w:r>
       <w:r>
-        <w:t>日，</w:t>
+        <w:t>日</w:t>
       </w:r>
       <w:r>
         <w:t>https://www.gov.cn/zhengce/zhengceku/202406/content_6958231.htm</w:t>
-      </w:r>
-      <w:r>
-        <w:t>，访问日期：</w:t>
-      </w:r>
-      <w:r>
-        <w:t>2026</w:t>
-      </w:r>
-      <w:r>
-        <w:t>年</w:t>
-      </w:r>
-      <w:r>
-        <w:t>5</w:t>
-      </w:r>
-      <w:r>
-        <w:t>月</w:t>
-      </w:r>
-      <w:r>
-        <w:t>21</w:t>
-      </w:r>
-      <w:r>
-        <w:t>日。</w:t>
       </w:r>
     </w:p>
     <w:p/>
@@ -1942,27 +1869,6 @@
       <w:r>
         <w:t>https://www.gov.cn/zhengce/zhengceku/202501/content_6996730.htm</w:t>
       </w:r>
-      <w:r>
-        <w:t>，访问日期：</w:t>
-      </w:r>
-      <w:r>
-        <w:t>2026</w:t>
-      </w:r>
-      <w:r>
-        <w:t>年</w:t>
-      </w:r>
-      <w:r>
-        <w:t>5</w:t>
-      </w:r>
-      <w:r>
-        <w:t>月</w:t>
-      </w:r>
-      <w:r>
-        <w:t>21</w:t>
-      </w:r>
-      <w:r>
-        <w:t>日。</w:t>
-      </w:r>
     </w:p>
     <w:p/>
     <w:p>
@@ -1977,7 +1883,6 @@
         <w:rPr>
           <w:lang w:eastAsia="zh-CN"/>
         </w:rPr>
-        <w:lastRenderedPageBreak/>
         <w:t>李森、王聪，</w:t>
       </w:r>
       <w:r>
@@ -2082,6 +1987,7 @@
         <w:rPr>
           <w:lang w:eastAsia="zh-CN"/>
         </w:rPr>
+        <w:lastRenderedPageBreak/>
         <w:t>刘玉斌、赵天宇、郭树龙，</w:t>
       </w:r>
       <w:r>
@@ -2124,19 +2030,11 @@
           <w:lang w:eastAsia="zh-CN"/>
         </w:rPr>
       </w:pPr>
-      <w:proofErr w:type="gramStart"/>
-      <w:r>
-        <w:rPr>
-          <w:lang w:eastAsia="zh-CN"/>
-        </w:rPr>
-        <w:t>吴超鹏</w:t>
-      </w:r>
-      <w:proofErr w:type="gramEnd"/>
-      <w:r>
-        <w:rPr>
-          <w:lang w:eastAsia="zh-CN"/>
-        </w:rPr>
-        <w:t>、严泽浩，</w:t>
+      <w:r>
+        <w:rPr>
+          <w:lang w:eastAsia="zh-CN"/>
+        </w:rPr>
+        <w:t>吴超鹏、严泽浩，</w:t>
       </w:r>
       <w:r>
         <w:rPr>
@@ -2476,7 +2374,6 @@
         <w:ind w:firstLine="420"/>
       </w:pPr>
       <w:r>
-        <w:lastRenderedPageBreak/>
         <w:t>Manso, G., 2011, “Motivating Innovation,” *The Journal of Finance*, 66(5), 1823-1860.</w:t>
       </w:r>
     </w:p>
